--- a/lab2/23-NTU-CS-1136(task2).docx
+++ b/lab2/23-NTU-CS-1136(task2).docx
@@ -3,12 +3,26 @@
 <w:document xmlns:wpc="http://schemas.microsoft.com/office/word/2010/wordprocessingCanvas" xmlns:cx="http://schemas.microsoft.com/office/drawing/2014/chartex" xmlns:cx1="http://schemas.microsoft.com/office/drawing/2015/9/8/chartex" xmlns:cx2="http://schemas.microsoft.com/office/drawing/2015/10/21/chartex" xmlns:cx3="http://schemas.microsoft.com/office/drawing/2016/5/9/chartex" xmlns:cx4="http://schemas.microsoft.com/office/drawing/2016/5/10/chartex" xmlns:cx5="http://schemas.microsoft.com/office/drawing/2016/5/11/chartex" xmlns:cx6="http://schemas.microsoft.com/office/drawing/2016/5/12/chartex" xmlns:cx7="http://schemas.microsoft.com/office/drawing/2016/5/13/chartex" xmlns:cx8="http://schemas.microsoft.com/office/drawing/2016/5/14/chartex" xmlns:mc="http://schemas.openxmlformats.org/markup-compatibility/2006" xmlns:aink="http://schemas.microsoft.com/office/drawing/2016/ink" xmlns:am3d="http://schemas.microsoft.com/office/drawing/2017/model3d" xmlns:o="urn:schemas-microsoft-com:office:office" xmlns:r="http://schemas.openxmlformats.org/officeDocument/2006/relationships" xmlns:m="http://schemas.openxmlformats.org/officeDocument/2006/math" xmlns:v="urn:schemas-microsoft-com:vml" xmlns:wp14="http://schemas.microsoft.com/office/word/2010/wordprocessingDrawing" xmlns:wp="http://schemas.openxmlformats.org/drawingml/2006/wordprocessingDrawing" xmlns:w10="urn:schemas-microsoft-com:office:word" xmlns:w="http://schemas.openxmlformats.org/wordprocessingml/2006/main" xmlns:w14="http://schemas.microsoft.com/office/word/2010/wordml" xmlns:w15="http://schemas.microsoft.com/office/word/2012/wordml" xmlns:w16cex="http://schemas.microsoft.com/office/word/2018/wordml/cex" xmlns:w16cid="http://schemas.microsoft.com/office/word/2016/wordml/cid" xmlns:w16="http://schemas.microsoft.com/office/word/2018/wordml" xmlns:w16sdtdh="http://schemas.microsoft.com/office/word/2020/wordml/sdtdatahash" xmlns:w16se="http://schemas.microsoft.com/office/word/2015/wordml/symex" xmlns:wpg="http://schemas.microsoft.com/office/word/2010/wordprocessingGroup" xmlns:wpi="http://schemas.microsoft.com/office/word/2010/wordprocessingInk" xmlns:wne="http://schemas.microsoft.com/office/word/2006/wordml" xmlns:wps="http://schemas.microsoft.com/office/word/2010/wordprocessingShape" mc:Ignorable="w14 w15 w16se w16cid w16 w16cex w16sdtdh wp14">
   <w:body>
     <w:p>
-      <w:r>
+      <w:pPr>
+        <w:ind w:left="2503"/>
+        <w:rPr>
+          <w:rFonts w:ascii="Times New Roman" w:hAnsi="Times New Roman" w:cs="Times New Roman"/>
+          <w:sz w:val="24"/>
+          <w:szCs w:val="24"/>
+        </w:rPr>
+      </w:pPr>
+      <w:r>
+        <w:rPr>
+          <w:rFonts w:ascii="Times New Roman" w:hAnsi="Times New Roman" w:cs="Times New Roman"/>
+          <w:noProof/>
+          <w:sz w:val="24"/>
+          <w:szCs w:val="24"/>
+        </w:rPr>
         <w:drawing>
-          <wp:inline distT="0" distB="0" distL="0" distR="0" wp14:anchorId="3E64274B" wp14:editId="526CA5CF">
-            <wp:extent cx="5731510" cy="3645535"/>
-            <wp:effectExtent l="0" t="0" r="2540" b="0"/>
-            <wp:docPr id="1" name="Picture 1"/>
+          <wp:inline distT="0" distB="0" distL="0" distR="0" wp14:anchorId="0BFBA1C2" wp14:editId="2F9E915E">
+            <wp:extent cx="2236470" cy="2145030"/>
+            <wp:effectExtent l="0" t="0" r="0" b="7620"/>
+            <wp:docPr id="5" name="Picture 5"/>
             <wp:cNvGraphicFramePr>
               <a:graphicFrameLocks xmlns:a="http://schemas.openxmlformats.org/drawingml/2006/main" noChangeAspect="1"/>
             </wp:cNvGraphicFramePr>
@@ -16,23 +30,36 @@
               <a:graphicData uri="http://schemas.openxmlformats.org/drawingml/2006/picture">
                 <pic:pic xmlns:pic="http://schemas.openxmlformats.org/drawingml/2006/picture">
                   <pic:nvPicPr>
-                    <pic:cNvPr id="1" name=""/>
-                    <pic:cNvPicPr/>
+                    <pic:cNvPr id="0" name="Picture 11"/>
+                    <pic:cNvPicPr>
+                      <a:picLocks noChangeAspect="1" noChangeArrowheads="1"/>
+                    </pic:cNvPicPr>
                   </pic:nvPicPr>
                   <pic:blipFill>
-                    <a:blip r:embed="rId4"/>
+                    <a:blip r:embed="rId4">
+                      <a:extLst>
+                        <a:ext uri="{28A0092B-C50C-407E-A947-70E740481C1C}">
+                          <a14:useLocalDpi xmlns:a14="http://schemas.microsoft.com/office/drawing/2010/main" val="0"/>
+                        </a:ext>
+                      </a:extLst>
+                    </a:blip>
+                    <a:srcRect/>
                     <a:stretch>
                       <a:fillRect/>
                     </a:stretch>
                   </pic:blipFill>
-                  <pic:spPr>
+                  <pic:spPr bwMode="auto">
                     <a:xfrm>
                       <a:off x="0" y="0"/>
-                      <a:ext cx="5731510" cy="3645535"/>
+                      <a:ext cx="2236470" cy="2145030"/>
                     </a:xfrm>
                     <a:prstGeom prst="rect">
                       <a:avLst/>
                     </a:prstGeom>
+                    <a:noFill/>
+                    <a:ln>
+                      <a:noFill/>
+                    </a:ln>
                   </pic:spPr>
                 </pic:pic>
               </a:graphicData>
@@ -40,15 +67,1160 @@
           </wp:inline>
         </w:drawing>
       </w:r>
+      <w:r>
+        <w:rPr>
+          <w:rFonts w:ascii="Times New Roman" w:hAnsi="Times New Roman" w:cs="Times New Roman"/>
+          <w:sz w:val="24"/>
+          <w:szCs w:val="24"/>
+        </w:rPr>
+        <w:t xml:space="preserve">         </w:t>
+      </w:r>
+    </w:p>
+    <w:p>
+      <w:pPr>
+        <w:pStyle w:val="Title"/>
+        <w:rPr>
+          <w:rFonts w:ascii="Times New Roman" w:hAnsi="Times New Roman" w:cs="Times New Roman"/>
+          <w:sz w:val="24"/>
+          <w:szCs w:val="24"/>
+        </w:rPr>
+      </w:pPr>
+      <w:r>
+        <w:rPr>
+          <w:rFonts w:ascii="Times New Roman" w:hAnsi="Times New Roman" w:cs="Times New Roman"/>
+          <w:sz w:val="24"/>
+          <w:szCs w:val="24"/>
+        </w:rPr>
+        <w:t xml:space="preserve">             </w:t>
+      </w:r>
+      <w:r>
+        <w:rPr>
+          <w:rFonts w:ascii="Times New Roman" w:hAnsi="Times New Roman" w:cs="Times New Roman"/>
+          <w:sz w:val="24"/>
+          <w:szCs w:val="24"/>
+          <w:lang w:val="en-US"/>
+        </w:rPr>
+        <w:t xml:space="preserve">                                                      </w:t>
+      </w:r>
+      <w:r>
+        <w:rPr>
+          <w:rFonts w:ascii="Times New Roman" w:hAnsi="Times New Roman" w:cs="Times New Roman"/>
+          <w:sz w:val="24"/>
+          <w:szCs w:val="24"/>
+        </w:rPr>
+        <w:t>National</w:t>
+      </w:r>
+      <w:r>
+        <w:rPr>
+          <w:rFonts w:ascii="Times New Roman" w:hAnsi="Times New Roman" w:cs="Times New Roman"/>
+          <w:spacing w:val="-1"/>
+          <w:sz w:val="24"/>
+          <w:szCs w:val="24"/>
+        </w:rPr>
+        <w:t xml:space="preserve"> </w:t>
+      </w:r>
+      <w:r>
+        <w:rPr>
+          <w:rFonts w:ascii="Times New Roman" w:hAnsi="Times New Roman" w:cs="Times New Roman"/>
+          <w:sz w:val="24"/>
+          <w:szCs w:val="24"/>
+        </w:rPr>
+        <w:t>Textile University</w:t>
+      </w:r>
+    </w:p>
+    <w:p>
+      <w:pPr>
+        <w:spacing w:before="227"/>
+        <w:ind w:left="92" w:right="96"/>
+        <w:jc w:val="center"/>
+        <w:rPr>
+          <w:rFonts w:ascii="Times New Roman" w:hAnsi="Times New Roman" w:cs="Times New Roman"/>
+          <w:b/>
+          <w:sz w:val="24"/>
+          <w:szCs w:val="24"/>
+        </w:rPr>
+      </w:pPr>
+      <w:r>
+        <w:rPr>
+          <w:rFonts w:ascii="Times New Roman" w:hAnsi="Times New Roman" w:cs="Times New Roman"/>
+          <w:b/>
+          <w:sz w:val="24"/>
+          <w:szCs w:val="24"/>
+        </w:rPr>
+        <w:t>Department</w:t>
+      </w:r>
+      <w:r>
+        <w:rPr>
+          <w:rFonts w:ascii="Times New Roman" w:hAnsi="Times New Roman" w:cs="Times New Roman"/>
+          <w:b/>
+          <w:spacing w:val="-2"/>
+          <w:sz w:val="24"/>
+          <w:szCs w:val="24"/>
+        </w:rPr>
+        <w:t xml:space="preserve"> </w:t>
+      </w:r>
+      <w:r>
+        <w:rPr>
+          <w:rFonts w:ascii="Times New Roman" w:hAnsi="Times New Roman" w:cs="Times New Roman"/>
+          <w:b/>
+          <w:sz w:val="24"/>
+          <w:szCs w:val="24"/>
+        </w:rPr>
+        <w:t>of</w:t>
+      </w:r>
+      <w:r>
+        <w:rPr>
+          <w:rFonts w:ascii="Times New Roman" w:hAnsi="Times New Roman" w:cs="Times New Roman"/>
+          <w:b/>
+          <w:spacing w:val="-1"/>
+          <w:sz w:val="24"/>
+          <w:szCs w:val="24"/>
+        </w:rPr>
+        <w:t xml:space="preserve"> </w:t>
+      </w:r>
+      <w:r>
+        <w:rPr>
+          <w:rFonts w:ascii="Times New Roman" w:hAnsi="Times New Roman" w:cs="Times New Roman"/>
+          <w:b/>
+          <w:sz w:val="24"/>
+          <w:szCs w:val="24"/>
+        </w:rPr>
+        <w:t>Computer</w:t>
+      </w:r>
+      <w:r>
+        <w:rPr>
+          <w:rFonts w:ascii="Times New Roman" w:hAnsi="Times New Roman" w:cs="Times New Roman"/>
+          <w:b/>
+          <w:spacing w:val="-4"/>
+          <w:sz w:val="24"/>
+          <w:szCs w:val="24"/>
+        </w:rPr>
+        <w:t xml:space="preserve"> </w:t>
+      </w:r>
+      <w:r>
+        <w:rPr>
+          <w:rFonts w:ascii="Times New Roman" w:hAnsi="Times New Roman" w:cs="Times New Roman"/>
+          <w:b/>
+          <w:sz w:val="24"/>
+          <w:szCs w:val="24"/>
+        </w:rPr>
+        <w:t>Science</w:t>
+      </w:r>
+    </w:p>
+    <w:p>
+      <w:pPr>
+        <w:pStyle w:val="BodyText"/>
+        <w:ind w:left="95" w:right="93"/>
+        <w:jc w:val="center"/>
+        <w:rPr>
+          <w:rFonts w:ascii="Times New Roman" w:hAnsi="Times New Roman" w:cs="Times New Roman"/>
+          <w:sz w:val="24"/>
+          <w:szCs w:val="24"/>
+        </w:rPr>
+      </w:pPr>
+      <w:r>
+        <w:rPr>
+          <w:rFonts w:ascii="Times New Roman" w:hAnsi="Times New Roman" w:cs="Times New Roman"/>
+          <w:sz w:val="24"/>
+          <w:szCs w:val="24"/>
+        </w:rPr>
+        <w:t>Subject: Mobile Application Development</w:t>
+      </w:r>
+    </w:p>
+    <w:p>
+      <w:pPr>
+        <w:spacing w:before="2"/>
+        <w:jc w:val="center"/>
+        <w:rPr>
+          <w:rFonts w:ascii="Times New Roman" w:hAnsi="Times New Roman" w:cs="Times New Roman"/>
+          <w:sz w:val="24"/>
+          <w:szCs w:val="24"/>
+        </w:rPr>
+      </w:pPr>
+      <w:r>
+        <w:rPr>
+          <w:rFonts w:ascii="Calibri" w:hAnsi="Calibri" w:cs="Calibri"/>
+          <w:noProof/>
+        </w:rPr>
+        <mc:AlternateContent>
+          <mc:Choice Requires="wps">
+            <w:drawing>
+              <wp:anchor distT="0" distB="0" distL="0" distR="0" simplePos="0" relativeHeight="251659264" behindDoc="1" locked="0" layoutInCell="1" allowOverlap="1" wp14:anchorId="3B28EE84" wp14:editId="2E8D027D">
+                <wp:simplePos x="0" y="0"/>
+                <wp:positionH relativeFrom="page">
+                  <wp:posOffset>2446655</wp:posOffset>
+                </wp:positionH>
+                <wp:positionV relativeFrom="paragraph">
+                  <wp:posOffset>119380</wp:posOffset>
+                </wp:positionV>
+                <wp:extent cx="2668270" cy="1270"/>
+                <wp:effectExtent l="0" t="0" r="0" b="0"/>
+                <wp:wrapTopAndBottom/>
+                <wp:docPr id="292355228" name="Freeform: Shape 292355228"/>
+                <wp:cNvGraphicFramePr>
+                  <a:graphicFrameLocks xmlns:a="http://schemas.openxmlformats.org/drawingml/2006/main"/>
+                </wp:cNvGraphicFramePr>
+                <a:graphic xmlns:a="http://schemas.openxmlformats.org/drawingml/2006/main">
+                  <a:graphicData uri="http://schemas.microsoft.com/office/word/2010/wordprocessingShape">
+                    <wps:wsp>
+                      <wps:cNvSpPr>
+                        <a:spLocks/>
+                      </wps:cNvSpPr>
+                      <wps:spPr bwMode="auto">
+                        <a:xfrm>
+                          <a:off x="0" y="0"/>
+                          <a:ext cx="2668270" cy="1270"/>
+                        </a:xfrm>
+                        <a:custGeom>
+                          <a:avLst/>
+                          <a:gdLst>
+                            <a:gd name="T0" fmla="+- 0 3853 3853"/>
+                            <a:gd name="T1" fmla="*/ T0 w 4202"/>
+                            <a:gd name="T2" fmla="+- 0 8054 3853"/>
+                            <a:gd name="T3" fmla="*/ T2 w 4202"/>
+                          </a:gdLst>
+                          <a:ahLst/>
+                          <a:cxnLst>
+                            <a:cxn ang="0">
+                              <a:pos x="T1" y="0"/>
+                            </a:cxn>
+                            <a:cxn ang="0">
+                              <a:pos x="T3" y="0"/>
+                            </a:cxn>
+                          </a:cxnLst>
+                          <a:rect l="0" t="0" r="r" b="b"/>
+                          <a:pathLst>
+                            <a:path w="4202">
+                              <a:moveTo>
+                                <a:pt x="0" y="0"/>
+                              </a:moveTo>
+                              <a:lnTo>
+                                <a:pt x="4201" y="0"/>
+                              </a:lnTo>
+                            </a:path>
+                          </a:pathLst>
+                        </a:custGeom>
+                        <a:noFill/>
+                        <a:ln w="10180">
+                          <a:solidFill>
+                            <a:srgbClr val="000000"/>
+                          </a:solidFill>
+                          <a:round/>
+                          <a:headEnd/>
+                          <a:tailEnd/>
+                        </a:ln>
+                        <a:extLst>
+                          <a:ext uri="{909E8E84-426E-40DD-AFC4-6F175D3DCCD1}">
+                            <a14:hiddenFill xmlns:a14="http://schemas.microsoft.com/office/drawing/2010/main">
+                              <a:solidFill>
+                                <a:srgbClr val="FFFFFF"/>
+                              </a:solidFill>
+                            </a14:hiddenFill>
+                          </a:ext>
+                        </a:extLst>
+                      </wps:spPr>
+                      <wps:bodyPr rot="0" vertOverflow="clip" horzOverflow="clip" vert="horz" wrap="square" lIns="91440" tIns="45720" rIns="91440" bIns="45720" anchor="t" anchorCtr="0" upright="1">
+                        <a:noAutofit/>
+                      </wps:bodyPr>
+                    </wps:wsp>
+                  </a:graphicData>
+                </a:graphic>
+                <wp14:sizeRelH relativeFrom="page">
+                  <wp14:pctWidth>0</wp14:pctWidth>
+                </wp14:sizeRelH>
+                <wp14:sizeRelV relativeFrom="page">
+                  <wp14:pctHeight>0</wp14:pctHeight>
+                </wp14:sizeRelV>
+              </wp:anchor>
+            </w:drawing>
+          </mc:Choice>
+          <mc:Fallback>
+            <w:pict>
+              <v:shape w14:anchorId="08E98A8C" id="Freeform: Shape 292355228" o:spid="_x0000_s1026" style="position:absolute;margin-left:192.65pt;margin-top:9.4pt;width:210.1pt;height:.1pt;z-index:-251657216;visibility:visible;mso-wrap-style:square;mso-width-percent:0;mso-height-percent:0;mso-wrap-distance-left:0;mso-wrap-distance-top:0;mso-wrap-distance-right:0;mso-wrap-distance-bottom:0;mso-position-horizontal:absolute;mso-position-horizontal-relative:page;mso-position-vertical:absolute;mso-position-vertical-relative:text;mso-width-percent:0;mso-height-percent:0;mso-width-relative:page;mso-height-relative:page;v-text-anchor:top" coordsize="4202,1270" o:gfxdata="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" path="m,l4201,e" filled="f" strokeweight=".28278mm">
+                <v:path arrowok="t" o:connecttype="custom" o:connectlocs="0,0;2667635,0" o:connectangles="0,0"/>
+                <w10:wrap type="topAndBottom" anchorx="page"/>
+              </v:shape>
+            </w:pict>
+          </mc:Fallback>
+        </mc:AlternateContent>
+      </w:r>
+    </w:p>
+    <w:p>
+      <w:pPr>
+        <w:pStyle w:val="BodyText"/>
+        <w:spacing w:before="84"/>
+        <w:ind w:right="94"/>
+        <w:jc w:val="center"/>
+        <w:rPr>
+          <w:rFonts w:ascii="Times New Roman" w:hAnsi="Times New Roman" w:cs="Times New Roman"/>
+          <w:sz w:val="24"/>
+          <w:szCs w:val="24"/>
+        </w:rPr>
+      </w:pPr>
+      <w:r>
+        <w:rPr>
+          <w:rFonts w:ascii="Times New Roman" w:hAnsi="Times New Roman" w:cs="Times New Roman"/>
+          <w:sz w:val="24"/>
+          <w:szCs w:val="24"/>
+        </w:rPr>
+        <w:t>Submitted</w:t>
+      </w:r>
+      <w:r>
+        <w:rPr>
+          <w:rFonts w:ascii="Times New Roman" w:hAnsi="Times New Roman" w:cs="Times New Roman"/>
+          <w:spacing w:val="-1"/>
+          <w:sz w:val="24"/>
+          <w:szCs w:val="24"/>
+        </w:rPr>
+        <w:t xml:space="preserve"> </w:t>
+      </w:r>
+      <w:r>
+        <w:rPr>
+          <w:rFonts w:ascii="Times New Roman" w:hAnsi="Times New Roman" w:cs="Times New Roman"/>
+          <w:sz w:val="24"/>
+          <w:szCs w:val="24"/>
+        </w:rPr>
+        <w:t xml:space="preserve">to: Sir </w:t>
+      </w:r>
+      <w:proofErr w:type="spellStart"/>
+      <w:r>
+        <w:rPr>
+          <w:rFonts w:ascii="Times New Roman" w:hAnsi="Times New Roman" w:cs="Times New Roman"/>
+          <w:sz w:val="24"/>
+          <w:szCs w:val="24"/>
+        </w:rPr>
+        <w:t>Rehan</w:t>
+      </w:r>
+      <w:proofErr w:type="spellEnd"/>
+    </w:p>
+    <w:p>
+      <w:pPr>
+        <w:rPr>
+          <w:rFonts w:ascii="Times New Roman" w:hAnsi="Times New Roman" w:cs="Times New Roman"/>
+          <w:sz w:val="24"/>
+          <w:szCs w:val="24"/>
+        </w:rPr>
+      </w:pPr>
+    </w:p>
+    <w:p>
+      <w:pPr>
+        <w:spacing w:before="2"/>
+        <w:jc w:val="center"/>
+        <w:rPr>
+          <w:rFonts w:ascii="Times New Roman" w:hAnsi="Times New Roman" w:cs="Times New Roman"/>
+          <w:sz w:val="24"/>
+          <w:szCs w:val="24"/>
+        </w:rPr>
+      </w:pPr>
+      <w:r>
+        <w:rPr>
+          <w:rFonts w:ascii="Calibri" w:hAnsi="Calibri" w:cs="Calibri"/>
+          <w:noProof/>
+        </w:rPr>
+        <mc:AlternateContent>
+          <mc:Choice Requires="wps">
+            <w:drawing>
+              <wp:anchor distT="0" distB="0" distL="0" distR="0" simplePos="0" relativeHeight="251660288" behindDoc="1" locked="0" layoutInCell="1" allowOverlap="1" wp14:anchorId="2C532030" wp14:editId="3DB71DC6">
+                <wp:simplePos x="0" y="0"/>
+                <wp:positionH relativeFrom="page">
+                  <wp:posOffset>2446655</wp:posOffset>
+                </wp:positionH>
+                <wp:positionV relativeFrom="paragraph">
+                  <wp:posOffset>119380</wp:posOffset>
+                </wp:positionV>
+                <wp:extent cx="2667635" cy="1270"/>
+                <wp:effectExtent l="0" t="0" r="0" b="0"/>
+                <wp:wrapTopAndBottom/>
+                <wp:docPr id="1091137638" name="Freeform: Shape 1091137638"/>
+                <wp:cNvGraphicFramePr>
+                  <a:graphicFrameLocks xmlns:a="http://schemas.openxmlformats.org/drawingml/2006/main"/>
+                </wp:cNvGraphicFramePr>
+                <a:graphic xmlns:a="http://schemas.openxmlformats.org/drawingml/2006/main">
+                  <a:graphicData uri="http://schemas.microsoft.com/office/word/2010/wordprocessingShape">
+                    <wps:wsp>
+                      <wps:cNvSpPr>
+                        <a:spLocks/>
+                      </wps:cNvSpPr>
+                      <wps:spPr bwMode="auto">
+                        <a:xfrm>
+                          <a:off x="0" y="0"/>
+                          <a:ext cx="2667635" cy="1270"/>
+                        </a:xfrm>
+                        <a:custGeom>
+                          <a:avLst/>
+                          <a:gdLst>
+                            <a:gd name="T0" fmla="+- 0 3853 3853"/>
+                            <a:gd name="T1" fmla="*/ T0 w 4201"/>
+                            <a:gd name="T2" fmla="+- 0 8053 3853"/>
+                            <a:gd name="T3" fmla="*/ T2 w 4201"/>
+                          </a:gdLst>
+                          <a:ahLst/>
+                          <a:cxnLst>
+                            <a:cxn ang="0">
+                              <a:pos x="T1" y="0"/>
+                            </a:cxn>
+                            <a:cxn ang="0">
+                              <a:pos x="T3" y="0"/>
+                            </a:cxn>
+                          </a:cxnLst>
+                          <a:rect l="0" t="0" r="r" b="b"/>
+                          <a:pathLst>
+                            <a:path w="4201">
+                              <a:moveTo>
+                                <a:pt x="0" y="0"/>
+                              </a:moveTo>
+                              <a:lnTo>
+                                <a:pt x="4200" y="0"/>
+                              </a:lnTo>
+                            </a:path>
+                          </a:pathLst>
+                        </a:custGeom>
+                        <a:noFill/>
+                        <a:ln w="10180">
+                          <a:solidFill>
+                            <a:srgbClr val="000000"/>
+                          </a:solidFill>
+                          <a:round/>
+                          <a:headEnd/>
+                          <a:tailEnd/>
+                        </a:ln>
+                        <a:extLst>
+                          <a:ext uri="{909E8E84-426E-40DD-AFC4-6F175D3DCCD1}">
+                            <a14:hiddenFill xmlns:a14="http://schemas.microsoft.com/office/drawing/2010/main">
+                              <a:solidFill>
+                                <a:srgbClr val="FFFFFF"/>
+                              </a:solidFill>
+                            </a14:hiddenFill>
+                          </a:ext>
+                        </a:extLst>
+                      </wps:spPr>
+                      <wps:bodyPr rot="0" vertOverflow="clip" horzOverflow="clip" vert="horz" wrap="square" lIns="91440" tIns="45720" rIns="91440" bIns="45720" anchor="t" anchorCtr="0" upright="1">
+                        <a:noAutofit/>
+                      </wps:bodyPr>
+                    </wps:wsp>
+                  </a:graphicData>
+                </a:graphic>
+                <wp14:sizeRelH relativeFrom="page">
+                  <wp14:pctWidth>0</wp14:pctWidth>
+                </wp14:sizeRelH>
+                <wp14:sizeRelV relativeFrom="page">
+                  <wp14:pctHeight>0</wp14:pctHeight>
+                </wp14:sizeRelV>
+              </wp:anchor>
+            </w:drawing>
+          </mc:Choice>
+          <mc:Fallback>
+            <w:pict>
+              <v:shape w14:anchorId="04894A01" id="Freeform: Shape 1091137638" o:spid="_x0000_s1026" style="position:absolute;margin-left:192.65pt;margin-top:9.4pt;width:210.05pt;height:.1pt;z-index:-251656192;visibility:visible;mso-wrap-style:square;mso-width-percent:0;mso-height-percent:0;mso-wrap-distance-left:0;mso-wrap-distance-top:0;mso-wrap-distance-right:0;mso-wrap-distance-bottom:0;mso-position-horizontal:absolute;mso-position-horizontal-relative:page;mso-position-vertical:absolute;mso-position-vertical-relative:text;mso-width-percent:0;mso-height-percent:0;mso-width-relative:page;mso-height-relative:page;v-text-anchor:top" coordsize="4201,1270" o:gfxdata="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" path="m,l4200,e" filled="f" strokeweight=".28278mm">
+                <v:path arrowok="t" o:connecttype="custom" o:connectlocs="0,0;2667000,0" o:connectangles="0,0"/>
+                <w10:wrap type="topAndBottom" anchorx="page"/>
+              </v:shape>
+            </w:pict>
+          </mc:Fallback>
+        </mc:AlternateContent>
+      </w:r>
+    </w:p>
+    <w:p>
+      <w:pPr>
+        <w:pStyle w:val="BodyText"/>
+        <w:spacing w:before="84"/>
+        <w:ind w:right="95"/>
+        <w:jc w:val="center"/>
+        <w:rPr>
+          <w:rFonts w:ascii="Times New Roman" w:hAnsi="Times New Roman" w:cs="Times New Roman"/>
+          <w:sz w:val="24"/>
+          <w:szCs w:val="24"/>
+        </w:rPr>
+      </w:pPr>
+      <w:r>
+        <w:rPr>
+          <w:rFonts w:ascii="Times New Roman" w:hAnsi="Times New Roman" w:cs="Times New Roman"/>
+          <w:sz w:val="24"/>
+          <w:szCs w:val="24"/>
+        </w:rPr>
+        <w:t>Submitted</w:t>
+      </w:r>
+      <w:r>
+        <w:rPr>
+          <w:rFonts w:ascii="Times New Roman" w:hAnsi="Times New Roman" w:cs="Times New Roman"/>
+          <w:spacing w:val="-1"/>
+          <w:sz w:val="24"/>
+          <w:szCs w:val="24"/>
+        </w:rPr>
+        <w:t xml:space="preserve"> </w:t>
+      </w:r>
+      <w:r>
+        <w:rPr>
+          <w:rFonts w:ascii="Times New Roman" w:hAnsi="Times New Roman" w:cs="Times New Roman"/>
+          <w:sz w:val="24"/>
+          <w:szCs w:val="24"/>
+        </w:rPr>
+        <w:t>by: Amina</w:t>
+      </w:r>
+    </w:p>
+    <w:p>
+      <w:pPr>
+        <w:spacing w:before="2"/>
+        <w:jc w:val="center"/>
+        <w:rPr>
+          <w:rFonts w:ascii="Times New Roman" w:hAnsi="Times New Roman" w:cs="Times New Roman"/>
+          <w:sz w:val="24"/>
+          <w:szCs w:val="24"/>
+        </w:rPr>
+      </w:pPr>
+      <w:r>
+        <w:rPr>
+          <w:rFonts w:ascii="Calibri" w:hAnsi="Calibri" w:cs="Calibri"/>
+          <w:noProof/>
+        </w:rPr>
+        <mc:AlternateContent>
+          <mc:Choice Requires="wps">
+            <w:drawing>
+              <wp:anchor distT="0" distB="0" distL="0" distR="0" simplePos="0" relativeHeight="251661312" behindDoc="1" locked="0" layoutInCell="1" allowOverlap="1" wp14:anchorId="0C0689F0" wp14:editId="40214AC0">
+                <wp:simplePos x="0" y="0"/>
+                <wp:positionH relativeFrom="page">
+                  <wp:posOffset>2446655</wp:posOffset>
+                </wp:positionH>
+                <wp:positionV relativeFrom="paragraph">
+                  <wp:posOffset>118745</wp:posOffset>
+                </wp:positionV>
+                <wp:extent cx="2668270" cy="1270"/>
+                <wp:effectExtent l="0" t="0" r="0" b="0"/>
+                <wp:wrapTopAndBottom/>
+                <wp:docPr id="976405842" name="Freeform: Shape 976405842"/>
+                <wp:cNvGraphicFramePr>
+                  <a:graphicFrameLocks xmlns:a="http://schemas.openxmlformats.org/drawingml/2006/main"/>
+                </wp:cNvGraphicFramePr>
+                <a:graphic xmlns:a="http://schemas.openxmlformats.org/drawingml/2006/main">
+                  <a:graphicData uri="http://schemas.microsoft.com/office/word/2010/wordprocessingShape">
+                    <wps:wsp>
+                      <wps:cNvSpPr>
+                        <a:spLocks/>
+                      </wps:cNvSpPr>
+                      <wps:spPr bwMode="auto">
+                        <a:xfrm>
+                          <a:off x="0" y="0"/>
+                          <a:ext cx="2668270" cy="1270"/>
+                        </a:xfrm>
+                        <a:custGeom>
+                          <a:avLst/>
+                          <a:gdLst>
+                            <a:gd name="T0" fmla="+- 0 3853 3853"/>
+                            <a:gd name="T1" fmla="*/ T0 w 4202"/>
+                            <a:gd name="T2" fmla="+- 0 8054 3853"/>
+                            <a:gd name="T3" fmla="*/ T2 w 4202"/>
+                          </a:gdLst>
+                          <a:ahLst/>
+                          <a:cxnLst>
+                            <a:cxn ang="0">
+                              <a:pos x="T1" y="0"/>
+                            </a:cxn>
+                            <a:cxn ang="0">
+                              <a:pos x="T3" y="0"/>
+                            </a:cxn>
+                          </a:cxnLst>
+                          <a:rect l="0" t="0" r="r" b="b"/>
+                          <a:pathLst>
+                            <a:path w="4202">
+                              <a:moveTo>
+                                <a:pt x="0" y="0"/>
+                              </a:moveTo>
+                              <a:lnTo>
+                                <a:pt x="4201" y="0"/>
+                              </a:lnTo>
+                            </a:path>
+                          </a:pathLst>
+                        </a:custGeom>
+                        <a:noFill/>
+                        <a:ln w="10180">
+                          <a:solidFill>
+                            <a:srgbClr val="000000"/>
+                          </a:solidFill>
+                          <a:round/>
+                          <a:headEnd/>
+                          <a:tailEnd/>
+                        </a:ln>
+                        <a:extLst>
+                          <a:ext uri="{909E8E84-426E-40DD-AFC4-6F175D3DCCD1}">
+                            <a14:hiddenFill xmlns:a14="http://schemas.microsoft.com/office/drawing/2010/main">
+                              <a:solidFill>
+                                <a:srgbClr val="FFFFFF"/>
+                              </a:solidFill>
+                            </a14:hiddenFill>
+                          </a:ext>
+                        </a:extLst>
+                      </wps:spPr>
+                      <wps:bodyPr rot="0" vertOverflow="clip" horzOverflow="clip" vert="horz" wrap="square" lIns="91440" tIns="45720" rIns="91440" bIns="45720" anchor="t" anchorCtr="0" upright="1">
+                        <a:noAutofit/>
+                      </wps:bodyPr>
+                    </wps:wsp>
+                  </a:graphicData>
+                </a:graphic>
+                <wp14:sizeRelH relativeFrom="page">
+                  <wp14:pctWidth>0</wp14:pctWidth>
+                </wp14:sizeRelH>
+                <wp14:sizeRelV relativeFrom="page">
+                  <wp14:pctHeight>0</wp14:pctHeight>
+                </wp14:sizeRelV>
+              </wp:anchor>
+            </w:drawing>
+          </mc:Choice>
+          <mc:Fallback>
+            <w:pict>
+              <v:shape w14:anchorId="190DFFAE" id="Freeform: Shape 976405842" o:spid="_x0000_s1026" style="position:absolute;margin-left:192.65pt;margin-top:9.35pt;width:210.1pt;height:.1pt;z-index:-251655168;visibility:visible;mso-wrap-style:square;mso-width-percent:0;mso-height-percent:0;mso-wrap-distance-left:0;mso-wrap-distance-top:0;mso-wrap-distance-right:0;mso-wrap-distance-bottom:0;mso-position-horizontal:absolute;mso-position-horizontal-relative:page;mso-position-vertical:absolute;mso-position-vertical-relative:text;mso-width-percent:0;mso-height-percent:0;mso-width-relative:page;mso-height-relative:page;v-text-anchor:top" coordsize="4202,1270" o:gfxdata="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" path="m,l4201,e" filled="f" strokeweight=".28278mm">
+                <v:path arrowok="t" o:connecttype="custom" o:connectlocs="0,0;2667635,0" o:connectangles="0,0"/>
+                <w10:wrap type="topAndBottom" anchorx="page"/>
+              </v:shape>
+            </w:pict>
+          </mc:Fallback>
+        </mc:AlternateContent>
+      </w:r>
+    </w:p>
+    <w:p>
+      <w:pPr>
+        <w:pStyle w:val="BodyText"/>
+        <w:spacing w:before="84"/>
+        <w:ind w:right="95"/>
+        <w:jc w:val="center"/>
+        <w:rPr>
+          <w:rFonts w:ascii="Times New Roman" w:hAnsi="Times New Roman" w:cs="Times New Roman"/>
+          <w:sz w:val="24"/>
+          <w:szCs w:val="24"/>
+        </w:rPr>
+      </w:pPr>
+      <w:r>
+        <w:rPr>
+          <w:rFonts w:ascii="Times New Roman" w:hAnsi="Times New Roman" w:cs="Times New Roman"/>
+          <w:sz w:val="24"/>
+          <w:szCs w:val="24"/>
+        </w:rPr>
+        <w:t>Reg. number: 23-NTU-CS-1136</w:t>
+      </w:r>
+    </w:p>
+    <w:p>
+      <w:pPr>
+        <w:jc w:val="center"/>
+        <w:rPr>
+          <w:rFonts w:ascii="Times New Roman" w:hAnsi="Times New Roman" w:cs="Times New Roman"/>
+          <w:sz w:val="24"/>
+          <w:szCs w:val="24"/>
+        </w:rPr>
+      </w:pPr>
+    </w:p>
+    <w:p>
+      <w:pPr>
+        <w:spacing w:before="2"/>
+        <w:rPr>
+          <w:rFonts w:ascii="Times New Roman" w:hAnsi="Times New Roman" w:cs="Times New Roman"/>
+          <w:sz w:val="24"/>
+          <w:szCs w:val="24"/>
+        </w:rPr>
+      </w:pPr>
+      <w:r>
+        <w:rPr>
+          <w:rFonts w:ascii="Calibri" w:hAnsi="Calibri" w:cs="Calibri"/>
+          <w:noProof/>
+        </w:rPr>
+        <mc:AlternateContent>
+          <mc:Choice Requires="wps">
+            <w:drawing>
+              <wp:anchor distT="0" distB="0" distL="0" distR="0" simplePos="0" relativeHeight="251662336" behindDoc="1" locked="0" layoutInCell="1" allowOverlap="1" wp14:anchorId="71E66E03" wp14:editId="68264D0A">
+                <wp:simplePos x="0" y="0"/>
+                <wp:positionH relativeFrom="page">
+                  <wp:posOffset>2446655</wp:posOffset>
+                </wp:positionH>
+                <wp:positionV relativeFrom="paragraph">
+                  <wp:posOffset>118745</wp:posOffset>
+                </wp:positionV>
+                <wp:extent cx="2668270" cy="1270"/>
+                <wp:effectExtent l="0" t="0" r="0" b="0"/>
+                <wp:wrapTopAndBottom/>
+                <wp:docPr id="371885895" name="Freeform: Shape 371885895"/>
+                <wp:cNvGraphicFramePr>
+                  <a:graphicFrameLocks xmlns:a="http://schemas.openxmlformats.org/drawingml/2006/main"/>
+                </wp:cNvGraphicFramePr>
+                <a:graphic xmlns:a="http://schemas.openxmlformats.org/drawingml/2006/main">
+                  <a:graphicData uri="http://schemas.microsoft.com/office/word/2010/wordprocessingShape">
+                    <wps:wsp>
+                      <wps:cNvSpPr>
+                        <a:spLocks/>
+                      </wps:cNvSpPr>
+                      <wps:spPr bwMode="auto">
+                        <a:xfrm>
+                          <a:off x="0" y="0"/>
+                          <a:ext cx="2668270" cy="1270"/>
+                        </a:xfrm>
+                        <a:custGeom>
+                          <a:avLst/>
+                          <a:gdLst>
+                            <a:gd name="T0" fmla="+- 0 3853 3853"/>
+                            <a:gd name="T1" fmla="*/ T0 w 4202"/>
+                            <a:gd name="T2" fmla="+- 0 8054 3853"/>
+                            <a:gd name="T3" fmla="*/ T2 w 4202"/>
+                          </a:gdLst>
+                          <a:ahLst/>
+                          <a:cxnLst>
+                            <a:cxn ang="0">
+                              <a:pos x="T1" y="0"/>
+                            </a:cxn>
+                            <a:cxn ang="0">
+                              <a:pos x="T3" y="0"/>
+                            </a:cxn>
+                          </a:cxnLst>
+                          <a:rect l="0" t="0" r="r" b="b"/>
+                          <a:pathLst>
+                            <a:path w="4202">
+                              <a:moveTo>
+                                <a:pt x="0" y="0"/>
+                              </a:moveTo>
+                              <a:lnTo>
+                                <a:pt x="4201" y="0"/>
+                              </a:lnTo>
+                            </a:path>
+                          </a:pathLst>
+                        </a:custGeom>
+                        <a:noFill/>
+                        <a:ln w="10180">
+                          <a:solidFill>
+                            <a:srgbClr val="000000"/>
+                          </a:solidFill>
+                          <a:round/>
+                          <a:headEnd/>
+                          <a:tailEnd/>
+                        </a:ln>
+                        <a:extLst>
+                          <a:ext uri="{909E8E84-426E-40DD-AFC4-6F175D3DCCD1}">
+                            <a14:hiddenFill xmlns:a14="http://schemas.microsoft.com/office/drawing/2010/main">
+                              <a:solidFill>
+                                <a:srgbClr val="FFFFFF"/>
+                              </a:solidFill>
+                            </a14:hiddenFill>
+                          </a:ext>
+                        </a:extLst>
+                      </wps:spPr>
+                      <wps:bodyPr rot="0" vertOverflow="clip" horzOverflow="clip" vert="horz" wrap="square" lIns="91440" tIns="45720" rIns="91440" bIns="45720" anchor="t" anchorCtr="0" upright="1">
+                        <a:noAutofit/>
+                      </wps:bodyPr>
+                    </wps:wsp>
+                  </a:graphicData>
+                </a:graphic>
+                <wp14:sizeRelH relativeFrom="page">
+                  <wp14:pctWidth>0</wp14:pctWidth>
+                </wp14:sizeRelH>
+                <wp14:sizeRelV relativeFrom="page">
+                  <wp14:pctHeight>0</wp14:pctHeight>
+                </wp14:sizeRelV>
+              </wp:anchor>
+            </w:drawing>
+          </mc:Choice>
+          <mc:Fallback>
+            <w:pict>
+              <v:shape w14:anchorId="17BEE50E" id="Freeform: Shape 371885895" o:spid="_x0000_s1026" style="position:absolute;margin-left:192.65pt;margin-top:9.35pt;width:210.1pt;height:.1pt;z-index:-251654144;visibility:visible;mso-wrap-style:square;mso-width-percent:0;mso-height-percent:0;mso-wrap-distance-left:0;mso-wrap-distance-top:0;mso-wrap-distance-right:0;mso-wrap-distance-bottom:0;mso-position-horizontal:absolute;mso-position-horizontal-relative:page;mso-position-vertical:absolute;mso-position-vertical-relative:text;mso-width-percent:0;mso-height-percent:0;mso-width-relative:page;mso-height-relative:page;v-text-anchor:top" coordsize="4202,1270" o:gfxdata="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" path="m,l4201,e" filled="f" strokeweight=".28278mm">
+                <v:path arrowok="t" o:connecttype="custom" o:connectlocs="0,0;2667635,0" o:connectangles="0,0"/>
+                <w10:wrap type="topAndBottom" anchorx="page"/>
+              </v:shape>
+            </w:pict>
+          </mc:Fallback>
+        </mc:AlternateContent>
+      </w:r>
+    </w:p>
+    <w:p>
+      <w:pPr>
+        <w:pStyle w:val="BodyText"/>
+        <w:spacing w:before="84"/>
+        <w:ind w:right="95"/>
+        <w:jc w:val="center"/>
+        <w:rPr>
+          <w:rFonts w:ascii="Times New Roman" w:hAnsi="Times New Roman" w:cs="Times New Roman"/>
+          <w:sz w:val="24"/>
+          <w:szCs w:val="24"/>
+        </w:rPr>
+      </w:pPr>
+      <w:r>
+        <w:rPr>
+          <w:rFonts w:ascii="Times New Roman" w:hAnsi="Times New Roman" w:cs="Times New Roman"/>
+          <w:sz w:val="24"/>
+          <w:szCs w:val="24"/>
+        </w:rPr>
+        <w:t>Lab no.: Lab</w:t>
+      </w:r>
+      <w:r>
+        <w:rPr>
+          <w:rFonts w:ascii="Times New Roman" w:hAnsi="Times New Roman" w:cs="Times New Roman"/>
+          <w:sz w:val="24"/>
+          <w:szCs w:val="24"/>
+        </w:rPr>
+        <w:t>2</w:t>
+      </w:r>
+    </w:p>
+    <w:p>
+      <w:pPr>
+        <w:pStyle w:val="BodyText"/>
+        <w:spacing w:before="84"/>
+        <w:ind w:right="95"/>
+        <w:jc w:val="center"/>
+        <w:rPr>
+          <w:rFonts w:ascii="Times New Roman" w:hAnsi="Times New Roman" w:cs="Times New Roman"/>
+          <w:sz w:val="24"/>
+          <w:szCs w:val="24"/>
+        </w:rPr>
+      </w:pPr>
+    </w:p>
+    <w:p>
+      <w:pPr>
+        <w:spacing w:before="2"/>
+        <w:rPr>
+          <w:rFonts w:ascii="Times New Roman" w:hAnsi="Times New Roman" w:cs="Times New Roman"/>
+          <w:sz w:val="24"/>
+          <w:szCs w:val="24"/>
+        </w:rPr>
+      </w:pPr>
+      <w:r>
+        <w:rPr>
+          <w:rFonts w:ascii="Calibri" w:hAnsi="Calibri" w:cs="Calibri"/>
+          <w:noProof/>
+        </w:rPr>
+        <mc:AlternateContent>
+          <mc:Choice Requires="wps">
+            <w:drawing>
+              <wp:anchor distT="0" distB="0" distL="0" distR="0" simplePos="0" relativeHeight="251663360" behindDoc="1" locked="0" layoutInCell="1" allowOverlap="1" wp14:anchorId="30176147" wp14:editId="554467E7">
+                <wp:simplePos x="0" y="0"/>
+                <wp:positionH relativeFrom="page">
+                  <wp:posOffset>2446655</wp:posOffset>
+                </wp:positionH>
+                <wp:positionV relativeFrom="paragraph">
+                  <wp:posOffset>118745</wp:posOffset>
+                </wp:positionV>
+                <wp:extent cx="2668270" cy="1270"/>
+                <wp:effectExtent l="0" t="0" r="0" b="0"/>
+                <wp:wrapTopAndBottom/>
+                <wp:docPr id="1248350829" name="Freeform: Shape 1248350829"/>
+                <wp:cNvGraphicFramePr>
+                  <a:graphicFrameLocks xmlns:a="http://schemas.openxmlformats.org/drawingml/2006/main"/>
+                </wp:cNvGraphicFramePr>
+                <a:graphic xmlns:a="http://schemas.openxmlformats.org/drawingml/2006/main">
+                  <a:graphicData uri="http://schemas.microsoft.com/office/word/2010/wordprocessingShape">
+                    <wps:wsp>
+                      <wps:cNvSpPr>
+                        <a:spLocks/>
+                      </wps:cNvSpPr>
+                      <wps:spPr bwMode="auto">
+                        <a:xfrm>
+                          <a:off x="0" y="0"/>
+                          <a:ext cx="2668270" cy="1270"/>
+                        </a:xfrm>
+                        <a:custGeom>
+                          <a:avLst/>
+                          <a:gdLst>
+                            <a:gd name="T0" fmla="+- 0 3853 3853"/>
+                            <a:gd name="T1" fmla="*/ T0 w 4202"/>
+                            <a:gd name="T2" fmla="+- 0 8054 3853"/>
+                            <a:gd name="T3" fmla="*/ T2 w 4202"/>
+                          </a:gdLst>
+                          <a:ahLst/>
+                          <a:cxnLst>
+                            <a:cxn ang="0">
+                              <a:pos x="T1" y="0"/>
+                            </a:cxn>
+                            <a:cxn ang="0">
+                              <a:pos x="T3" y="0"/>
+                            </a:cxn>
+                          </a:cxnLst>
+                          <a:rect l="0" t="0" r="r" b="b"/>
+                          <a:pathLst>
+                            <a:path w="4202">
+                              <a:moveTo>
+                                <a:pt x="0" y="0"/>
+                              </a:moveTo>
+                              <a:lnTo>
+                                <a:pt x="4201" y="0"/>
+                              </a:lnTo>
+                            </a:path>
+                          </a:pathLst>
+                        </a:custGeom>
+                        <a:noFill/>
+                        <a:ln w="10180">
+                          <a:solidFill>
+                            <a:srgbClr val="000000"/>
+                          </a:solidFill>
+                          <a:prstDash val="solid"/>
+                          <a:round/>
+                          <a:headEnd/>
+                          <a:tailEnd/>
+                        </a:ln>
+                        <a:extLst>
+                          <a:ext uri="{909E8E84-426E-40DD-AFC4-6F175D3DCCD1}">
+                            <a14:hiddenFill xmlns:a14="http://schemas.microsoft.com/office/drawing/2010/main">
+                              <a:solidFill>
+                                <a:srgbClr val="FFFFFF"/>
+                              </a:solidFill>
+                            </a14:hiddenFill>
+                          </a:ext>
+                        </a:extLst>
+                      </wps:spPr>
+                      <wps:bodyPr rot="0" vertOverflow="clip" horzOverflow="clip" vert="horz" wrap="square" lIns="91440" tIns="45720" rIns="91440" bIns="45720" anchor="t" anchorCtr="0" upright="1">
+                        <a:noAutofit/>
+                      </wps:bodyPr>
+                    </wps:wsp>
+                  </a:graphicData>
+                </a:graphic>
+                <wp14:sizeRelH relativeFrom="page">
+                  <wp14:pctWidth>0</wp14:pctWidth>
+                </wp14:sizeRelH>
+                <wp14:sizeRelV relativeFrom="page">
+                  <wp14:pctHeight>0</wp14:pctHeight>
+                </wp14:sizeRelV>
+              </wp:anchor>
+            </w:drawing>
+          </mc:Choice>
+          <mc:Fallback>
+            <w:pict>
+              <v:shape w14:anchorId="50597BCB" id="Freeform: Shape 1248350829" o:spid="_x0000_s1026" style="position:absolute;margin-left:192.65pt;margin-top:9.35pt;width:210.1pt;height:.1pt;z-index:-251653120;visibility:visible;mso-wrap-style:square;mso-width-percent:0;mso-height-percent:0;mso-wrap-distance-left:0;mso-wrap-distance-top:0;mso-wrap-distance-right:0;mso-wrap-distance-bottom:0;mso-position-horizontal:absolute;mso-position-horizontal-relative:page;mso-position-vertical:absolute;mso-position-vertical-relative:text;mso-width-percent:0;mso-height-percent:0;mso-width-relative:page;mso-height-relative:page;v-text-anchor:top" coordsize="4202,1270" o:gfxdata="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" path="m,l4201,e" filled="f" strokeweight=".28278mm">
+                <v:path arrowok="t" o:connecttype="custom" o:connectlocs="0,0;2667635,0" o:connectangles="0,0"/>
+                <w10:wrap type="topAndBottom" anchorx="page"/>
+              </v:shape>
+            </w:pict>
+          </mc:Fallback>
+        </mc:AlternateContent>
+      </w:r>
+      <w:r>
+        <w:rPr>
+          <w:rFonts w:ascii="Times New Roman" w:hAnsi="Times New Roman" w:cs="Times New Roman"/>
+          <w:sz w:val="24"/>
+          <w:szCs w:val="24"/>
+          <w:lang w:val="en-US"/>
+        </w:rPr>
+        <w:t xml:space="preserve"> </w:t>
+      </w:r>
+      <w:r>
+        <w:rPr>
+          <w:rFonts w:ascii="Times New Roman" w:hAnsi="Times New Roman" w:cs="Times New Roman"/>
+          <w:sz w:val="24"/>
+          <w:szCs w:val="24"/>
+          <w:lang w:val="en-US"/>
+        </w:rPr>
+        <w:tab/>
+      </w:r>
+      <w:r>
+        <w:rPr>
+          <w:rFonts w:ascii="Times New Roman" w:hAnsi="Times New Roman" w:cs="Times New Roman"/>
+          <w:sz w:val="24"/>
+          <w:szCs w:val="24"/>
+          <w:lang w:val="en-US"/>
+        </w:rPr>
+        <w:tab/>
+      </w:r>
+      <w:r>
+        <w:rPr>
+          <w:rFonts w:ascii="Times New Roman" w:hAnsi="Times New Roman" w:cs="Times New Roman"/>
+          <w:sz w:val="24"/>
+          <w:szCs w:val="24"/>
+          <w:lang w:val="en-US"/>
+        </w:rPr>
+        <w:tab/>
+      </w:r>
+      <w:r>
+        <w:rPr>
+          <w:rFonts w:ascii="Times New Roman" w:hAnsi="Times New Roman" w:cs="Times New Roman"/>
+          <w:sz w:val="24"/>
+          <w:szCs w:val="24"/>
+          <w:lang w:val="en-US"/>
+        </w:rPr>
+        <w:tab/>
+      </w:r>
+      <w:r>
+        <w:rPr>
+          <w:rFonts w:ascii="Times New Roman" w:hAnsi="Times New Roman" w:cs="Times New Roman"/>
+          <w:sz w:val="24"/>
+          <w:szCs w:val="24"/>
+          <w:lang w:val="en-US"/>
+        </w:rPr>
+        <w:tab/>
+        <w:t xml:space="preserve">  </w:t>
+      </w:r>
+      <w:r>
+        <w:rPr>
+          <w:rFonts w:ascii="Times New Roman" w:hAnsi="Times New Roman" w:cs="Times New Roman"/>
+          <w:sz w:val="24"/>
+          <w:szCs w:val="24"/>
+        </w:rPr>
+        <w:t>Semester:</w:t>
+      </w:r>
+      <w:r>
+        <w:rPr>
+          <w:rFonts w:ascii="Times New Roman" w:hAnsi="Times New Roman" w:cs="Times New Roman"/>
+          <w:sz w:val="24"/>
+          <w:szCs w:val="24"/>
+          <w:lang w:val="en-US"/>
+        </w:rPr>
+        <w:t xml:space="preserve"> 6 </w:t>
+      </w:r>
+      <w:proofErr w:type="spellStart"/>
+      <w:r>
+        <w:rPr>
+          <w:rFonts w:ascii="Times New Roman" w:hAnsi="Times New Roman" w:cs="Times New Roman"/>
+          <w:sz w:val="24"/>
+          <w:szCs w:val="24"/>
+        </w:rPr>
+        <w:t>th</w:t>
+      </w:r>
+      <w:proofErr w:type="spellEnd"/>
     </w:p>
     <w:p/>
-    <w:p>
-      <w:r>
+    <w:p/>
+    <w:p/>
+    <w:p/>
+    <w:p/>
+    <w:p/>
+    <w:p>
+      <w:r>
+        <w:lastRenderedPageBreak/>
+        <w:t>Task 1: The "Safe" Container</w:t>
+      </w:r>
+    </w:p>
+    <w:p>
+      <w:r>
+        <w:t xml:space="preserve">Objective: Understand the Box Model and </w:t>
+      </w:r>
+      <w:proofErr w:type="spellStart"/>
+      <w:r>
+        <w:t>SafeArea</w:t>
+      </w:r>
+      <w:proofErr w:type="spellEnd"/>
+      <w:r>
+        <w:t xml:space="preserve"> implementation.</w:t>
+      </w:r>
+    </w:p>
+    <w:p>
+      <w:r>
+        <w:t xml:space="preserve">• Instruction: Create a new Flutter project and generate a </w:t>
+      </w:r>
+      <w:proofErr w:type="spellStart"/>
+      <w:r>
+        <w:t>StatelessWidget</w:t>
+      </w:r>
+      <w:proofErr w:type="spellEnd"/>
+      <w:r>
+        <w:t xml:space="preserve"> using the </w:t>
+      </w:r>
+      <w:proofErr w:type="spellStart"/>
+      <w:r>
+        <w:t>stless</w:t>
+      </w:r>
+      <w:proofErr w:type="spellEnd"/>
+    </w:p>
+    <w:p>
+      <w:r>
+        <w:t>shortcut.</w:t>
+      </w:r>
+    </w:p>
+    <w:p>
+      <w:r>
+        <w:t>• Requirements:</w:t>
+      </w:r>
+    </w:p>
+    <w:p>
+      <w:r>
+        <w:t xml:space="preserve">o Set the Scaffold background </w:t>
+      </w:r>
+      <w:proofErr w:type="spellStart"/>
+      <w:r>
+        <w:t>color</w:t>
+      </w:r>
+      <w:proofErr w:type="spellEnd"/>
+      <w:r>
+        <w:t xml:space="preserve"> to </w:t>
+      </w:r>
+      <w:proofErr w:type="spellStart"/>
+      <w:r>
+        <w:t>Colors.blueGrey</w:t>
+      </w:r>
+      <w:proofErr w:type="spellEnd"/>
+      <w:r>
+        <w:t>.</w:t>
+      </w:r>
+    </w:p>
+    <w:p>
+      <w:r>
+        <w:t xml:space="preserve">o Wrap the body of your Scaffold in a </w:t>
+      </w:r>
+      <w:proofErr w:type="spellStart"/>
+      <w:r>
+        <w:t>SafeArea</w:t>
+      </w:r>
+      <w:proofErr w:type="spellEnd"/>
+      <w:r>
+        <w:t xml:space="preserve"> widget.</w:t>
+      </w:r>
+    </w:p>
+    <w:p>
+      <w:r>
+        <w:t xml:space="preserve">o Inside the </w:t>
+      </w:r>
+      <w:proofErr w:type="spellStart"/>
+      <w:r>
+        <w:t>SafeArea</w:t>
+      </w:r>
+      <w:proofErr w:type="spellEnd"/>
+      <w:r>
+        <w:t>, create a Container with a width and height of 250.</w:t>
+      </w:r>
+    </w:p>
+    <w:p>
+      <w:r>
+        <w:t xml:space="preserve">o Apply a margin of 25 pixels on all sides using </w:t>
+      </w:r>
+      <w:proofErr w:type="spellStart"/>
+      <w:r>
+        <w:t>EdgeInsets.all</w:t>
+      </w:r>
+      <w:proofErr w:type="spellEnd"/>
+      <w:r>
+        <w:t>(25.0).</w:t>
+      </w:r>
+    </w:p>
+    <w:p>
+      <w:r>
+        <w:t xml:space="preserve">o Apply a padding of 15 pixels to the top and bottom using </w:t>
+      </w:r>
+      <w:proofErr w:type="spellStart"/>
+      <w:r>
+        <w:t>EdgeInsets.symmetric</w:t>
+      </w:r>
+      <w:proofErr w:type="spellEnd"/>
+      <w:r>
+        <w:t>.</w:t>
+      </w:r>
+    </w:p>
+    <w:p>
+      <w:r>
+        <w:t xml:space="preserve">• </w:t>
+      </w:r>
+      <w:proofErr w:type="spellStart"/>
+      <w:r>
+        <w:t>Discussio</w:t>
+      </w:r>
+      <w:proofErr w:type="spellEnd"/>
+      <w:r>
+        <w:t xml:space="preserve"> Point: Why is </w:t>
+      </w:r>
+      <w:proofErr w:type="spellStart"/>
+      <w:r>
+        <w:t>SafeArea</w:t>
+      </w:r>
+      <w:proofErr w:type="spellEnd"/>
+      <w:r>
+        <w:t xml:space="preserve"> necessary for modern smartphones with notches?.</w:t>
+      </w:r>
+      <w:r>
+        <w:rPr>
+          <w:noProof/>
+        </w:rPr>
         <w:drawing>
-          <wp:inline distT="0" distB="0" distL="0" distR="0" wp14:anchorId="56764655" wp14:editId="4F2F0576">
-            <wp:extent cx="5731510" cy="3178175"/>
-            <wp:effectExtent l="0" t="0" r="2540" b="3175"/>
-            <wp:docPr id="2" name="Picture 2"/>
+          <wp:inline distT="0" distB="0" distL="0" distR="0" wp14:anchorId="45DD6456" wp14:editId="37B06894">
+            <wp:extent cx="4424533" cy="5675519"/>
+            <wp:effectExtent l="0" t="0" r="0" b="1905"/>
+            <wp:docPr id="6" name="Picture 6"/>
             <wp:cNvGraphicFramePr>
               <a:graphicFrameLocks xmlns:a="http://schemas.openxmlformats.org/drawingml/2006/main" noChangeAspect="1"/>
             </wp:cNvGraphicFramePr>
@@ -56,23 +1228,36 @@
               <a:graphicData uri="http://schemas.openxmlformats.org/drawingml/2006/picture">
                 <pic:pic xmlns:pic="http://schemas.openxmlformats.org/drawingml/2006/picture">
                   <pic:nvPicPr>
-                    <pic:cNvPr id="1" name=""/>
-                    <pic:cNvPicPr/>
+                    <pic:cNvPr id="0" name="Picture 3"/>
+                    <pic:cNvPicPr>
+                      <a:picLocks noChangeAspect="1" noChangeArrowheads="1"/>
+                    </pic:cNvPicPr>
                   </pic:nvPicPr>
                   <pic:blipFill>
-                    <a:blip r:embed="rId5"/>
+                    <a:blip r:embed="rId5" cstate="print">
+                      <a:extLst>
+                        <a:ext uri="{28A0092B-C50C-407E-A947-70E740481C1C}">
+                          <a14:useLocalDpi xmlns:a14="http://schemas.microsoft.com/office/drawing/2010/main" val="0"/>
+                        </a:ext>
+                      </a:extLst>
+                    </a:blip>
+                    <a:srcRect/>
                     <a:stretch>
                       <a:fillRect/>
                     </a:stretch>
                   </pic:blipFill>
-                  <pic:spPr>
+                  <pic:spPr bwMode="auto">
                     <a:xfrm>
                       <a:off x="0" y="0"/>
-                      <a:ext cx="5731510" cy="3178175"/>
+                      <a:ext cx="4427986" cy="5679949"/>
                     </a:xfrm>
                     <a:prstGeom prst="rect">
                       <a:avLst/>
                     </a:prstGeom>
+                    <a:noFill/>
+                    <a:ln>
+                      <a:noFill/>
+                    </a:ln>
                   </pic:spPr>
                 </pic:pic>
               </a:graphicData>
@@ -81,16 +1266,17 @@
         </w:drawing>
       </w:r>
     </w:p>
-    <w:p/>
-    <w:p/>
-    <w:p>
-      <w:r>
+    <w:p>
+      <w:r>
+        <w:rPr>
+          <w:noProof/>
+        </w:rPr>
         <w:lastRenderedPageBreak/>
         <w:drawing>
-          <wp:inline distT="0" distB="0" distL="0" distR="0" wp14:anchorId="1694E019" wp14:editId="6E521BC8">
-            <wp:extent cx="5731510" cy="3227705"/>
+          <wp:inline distT="0" distB="0" distL="0" distR="0" wp14:anchorId="3E64274B" wp14:editId="526CA5CF">
+            <wp:extent cx="5731510" cy="3645535"/>
             <wp:effectExtent l="0" t="0" r="2540" b="0"/>
-            <wp:docPr id="3" name="Picture 3"/>
+            <wp:docPr id="1" name="Picture 1"/>
             <wp:cNvGraphicFramePr>
               <a:graphicFrameLocks xmlns:a="http://schemas.openxmlformats.org/drawingml/2006/main" noChangeAspect="1"/>
             </wp:cNvGraphicFramePr>
@@ -110,6 +1296,418 @@
                   <pic:spPr>
                     <a:xfrm>
                       <a:off x="0" y="0"/>
+                      <a:ext cx="5731510" cy="3645535"/>
+                    </a:xfrm>
+                    <a:prstGeom prst="rect">
+                      <a:avLst/>
+                    </a:prstGeom>
+                  </pic:spPr>
+                </pic:pic>
+              </a:graphicData>
+            </a:graphic>
+          </wp:inline>
+        </w:drawing>
+      </w:r>
+    </w:p>
+    <w:p>
+      <w:r>
+        <w:t>Task 2: Mastering the Vertical Axis</w:t>
+      </w:r>
+    </w:p>
+    <w:p>
+      <w:r>
+        <w:t>Objective: Practice Column alignment and manual spacing.</w:t>
+      </w:r>
+    </w:p>
+    <w:p>
+      <w:r>
+        <w:t>• Requirements:</w:t>
+      </w:r>
+    </w:p>
+    <w:p>
+      <w:r>
+        <w:t>o Create a Column as the primary child of your UI.</w:t>
+      </w:r>
+    </w:p>
+    <w:p>
+      <w:r>
+        <w:t xml:space="preserve">o Place three icons inside: </w:t>
+      </w:r>
+      <w:proofErr w:type="spellStart"/>
+      <w:r>
+        <w:t>Icons.favorite</w:t>
+      </w:r>
+      <w:proofErr w:type="spellEnd"/>
+      <w:r>
+        <w:t xml:space="preserve">, </w:t>
+      </w:r>
+      <w:proofErr w:type="spellStart"/>
+      <w:r>
+        <w:t>Icons.thumb_up</w:t>
+      </w:r>
+      <w:proofErr w:type="spellEnd"/>
+      <w:r>
+        <w:t xml:space="preserve">, and </w:t>
+      </w:r>
+      <w:proofErr w:type="spellStart"/>
+      <w:r>
+        <w:t>Icons.share</w:t>
+      </w:r>
+      <w:proofErr w:type="spellEnd"/>
+      <w:r>
+        <w:t>.</w:t>
+      </w:r>
+    </w:p>
+    <w:p>
+      <w:r>
+        <w:t xml:space="preserve">o Use </w:t>
+      </w:r>
+      <w:proofErr w:type="spellStart"/>
+      <w:r>
+        <w:t>MainAxisAlignment.spaceEvenly</w:t>
+      </w:r>
+      <w:proofErr w:type="spellEnd"/>
+      <w:r>
+        <w:t xml:space="preserve"> to distribute the icons vertically.</w:t>
+      </w:r>
+    </w:p>
+    <w:p>
+      <w:r>
+        <w:t xml:space="preserve">o Wrap the Column in a Container with width: </w:t>
+      </w:r>
+      <w:proofErr w:type="spellStart"/>
+      <w:r>
+        <w:t>double.infinity</w:t>
+      </w:r>
+      <w:proofErr w:type="spellEnd"/>
+      <w:r>
+        <w:t>.</w:t>
+      </w:r>
+    </w:p>
+    <w:p>
+      <w:r>
+        <w:t xml:space="preserve">o Set </w:t>
+      </w:r>
+      <w:proofErr w:type="spellStart"/>
+      <w:r>
+        <w:t>CrossAxisAlignment.end</w:t>
+      </w:r>
+      <w:proofErr w:type="spellEnd"/>
+      <w:r>
+        <w:t xml:space="preserve"> to push the icons to the right edge of the screen.</w:t>
+      </w:r>
+    </w:p>
+    <w:p>
+      <w:r>
+        <w:t xml:space="preserve">• Challenge: Insert a </w:t>
+      </w:r>
+      <w:proofErr w:type="spellStart"/>
+      <w:r>
+        <w:t>SizedBox</w:t>
+      </w:r>
+      <w:proofErr w:type="spellEnd"/>
+      <w:r>
+        <w:t xml:space="preserve"> with a height: 60.0 between the first and second icon to</w:t>
+      </w:r>
+    </w:p>
+    <w:p>
+      <w:r>
+        <w:t>create custom spacing</w:t>
+      </w:r>
+    </w:p>
+    <w:p>
+      <w:r>
+        <w:rPr>
+          <w:noProof/>
+        </w:rPr>
+        <w:lastRenderedPageBreak/>
+        <w:drawing>
+          <wp:inline distT="0" distB="0" distL="0" distR="0" wp14:anchorId="158EA511" wp14:editId="1E53AE0B">
+            <wp:extent cx="5731510" cy="6320155"/>
+            <wp:effectExtent l="0" t="0" r="2540" b="4445"/>
+            <wp:docPr id="7" name="Picture 7"/>
+            <wp:cNvGraphicFramePr>
+              <a:graphicFrameLocks xmlns:a="http://schemas.openxmlformats.org/drawingml/2006/main" noChangeAspect="1"/>
+            </wp:cNvGraphicFramePr>
+            <a:graphic xmlns:a="http://schemas.openxmlformats.org/drawingml/2006/main">
+              <a:graphicData uri="http://schemas.openxmlformats.org/drawingml/2006/picture">
+                <pic:pic xmlns:pic="http://schemas.openxmlformats.org/drawingml/2006/picture">
+                  <pic:nvPicPr>
+                    <pic:cNvPr id="0" name="Picture 5"/>
+                    <pic:cNvPicPr>
+                      <a:picLocks noChangeAspect="1" noChangeArrowheads="1"/>
+                    </pic:cNvPicPr>
+                  </pic:nvPicPr>
+                  <pic:blipFill>
+                    <a:blip r:embed="rId7" cstate="print">
+                      <a:extLst>
+                        <a:ext uri="{28A0092B-C50C-407E-A947-70E740481C1C}">
+                          <a14:useLocalDpi xmlns:a14="http://schemas.microsoft.com/office/drawing/2010/main" val="0"/>
+                        </a:ext>
+                      </a:extLst>
+                    </a:blip>
+                    <a:srcRect/>
+                    <a:stretch>
+                      <a:fillRect/>
+                    </a:stretch>
+                  </pic:blipFill>
+                  <pic:spPr bwMode="auto">
+                    <a:xfrm>
+                      <a:off x="0" y="0"/>
+                      <a:ext cx="5731510" cy="6320155"/>
+                    </a:xfrm>
+                    <a:prstGeom prst="rect">
+                      <a:avLst/>
+                    </a:prstGeom>
+                    <a:noFill/>
+                    <a:ln>
+                      <a:noFill/>
+                    </a:ln>
+                  </pic:spPr>
+                </pic:pic>
+              </a:graphicData>
+            </a:graphic>
+          </wp:inline>
+        </w:drawing>
+      </w:r>
+    </w:p>
+    <w:p>
+      <w:r>
+        <w:rPr>
+          <w:noProof/>
+        </w:rPr>
+        <w:lastRenderedPageBreak/>
+        <w:drawing>
+          <wp:inline distT="0" distB="0" distL="0" distR="0" wp14:anchorId="56764655" wp14:editId="4F2F0576">
+            <wp:extent cx="5731510" cy="3178175"/>
+            <wp:effectExtent l="0" t="0" r="2540" b="3175"/>
+            <wp:docPr id="2" name="Picture 2"/>
+            <wp:cNvGraphicFramePr>
+              <a:graphicFrameLocks xmlns:a="http://schemas.openxmlformats.org/drawingml/2006/main" noChangeAspect="1"/>
+            </wp:cNvGraphicFramePr>
+            <a:graphic xmlns:a="http://schemas.openxmlformats.org/drawingml/2006/main">
+              <a:graphicData uri="http://schemas.openxmlformats.org/drawingml/2006/picture">
+                <pic:pic xmlns:pic="http://schemas.openxmlformats.org/drawingml/2006/picture">
+                  <pic:nvPicPr>
+                    <pic:cNvPr id="1" name=""/>
+                    <pic:cNvPicPr/>
+                  </pic:nvPicPr>
+                  <pic:blipFill>
+                    <a:blip r:embed="rId8"/>
+                    <a:stretch>
+                      <a:fillRect/>
+                    </a:stretch>
+                  </pic:blipFill>
+                  <pic:spPr>
+                    <a:xfrm>
+                      <a:off x="0" y="0"/>
+                      <a:ext cx="5731510" cy="3178175"/>
+                    </a:xfrm>
+                    <a:prstGeom prst="rect">
+                      <a:avLst/>
+                    </a:prstGeom>
+                  </pic:spPr>
+                </pic:pic>
+              </a:graphicData>
+            </a:graphic>
+          </wp:inline>
+        </w:drawing>
+      </w:r>
+    </w:p>
+    <w:p>
+      <w:r>
+        <w:t>Task 3: Horizontal Flow &amp; Axis Flipping</w:t>
+      </w:r>
+    </w:p>
+    <w:p>
+      <w:r>
+        <w:t xml:space="preserve">Objective: Contrast Row </w:t>
+      </w:r>
+      <w:proofErr w:type="spellStart"/>
+      <w:r>
+        <w:t>behavior</w:t>
+      </w:r>
+      <w:proofErr w:type="spellEnd"/>
+      <w:r>
+        <w:t xml:space="preserve"> with Column </w:t>
+      </w:r>
+      <w:proofErr w:type="spellStart"/>
+      <w:r>
+        <w:t>behavior</w:t>
+      </w:r>
+      <w:proofErr w:type="spellEnd"/>
+      <w:r>
+        <w:t>.</w:t>
+      </w:r>
+    </w:p>
+    <w:p>
+      <w:r>
+        <w:t>• Requirements:</w:t>
+      </w:r>
+    </w:p>
+    <w:p>
+      <w:r>
+        <w:t>o Create a Row widget.</w:t>
+      </w:r>
+    </w:p>
+    <w:p>
+      <w:r>
+        <w:t xml:space="preserve">o Add three icons: </w:t>
+      </w:r>
+      <w:proofErr w:type="spellStart"/>
+      <w:r>
+        <w:t>Icons.volume_up</w:t>
+      </w:r>
+      <w:proofErr w:type="spellEnd"/>
+      <w:r>
+        <w:t xml:space="preserve">, </w:t>
+      </w:r>
+      <w:proofErr w:type="spellStart"/>
+      <w:r>
+        <w:t>Icons.bluetooth</w:t>
+      </w:r>
+      <w:proofErr w:type="spellEnd"/>
+      <w:r>
+        <w:t xml:space="preserve">, and </w:t>
+      </w:r>
+      <w:proofErr w:type="spellStart"/>
+      <w:r>
+        <w:t>Icons.wifi</w:t>
+      </w:r>
+      <w:proofErr w:type="spellEnd"/>
+      <w:r>
+        <w:t>.</w:t>
+      </w:r>
+    </w:p>
+    <w:p>
+      <w:r>
+        <w:t xml:space="preserve">o Set the </w:t>
+      </w:r>
+      <w:proofErr w:type="spellStart"/>
+      <w:r>
+        <w:t>MainAxisAlignment</w:t>
+      </w:r>
+      <w:proofErr w:type="spellEnd"/>
+      <w:r>
+        <w:t xml:space="preserve"> to </w:t>
+      </w:r>
+      <w:proofErr w:type="spellStart"/>
+      <w:r>
+        <w:t>center</w:t>
+      </w:r>
+      <w:proofErr w:type="spellEnd"/>
+      <w:r>
+        <w:t>.</w:t>
+      </w:r>
+    </w:p>
+    <w:p>
+      <w:r>
+        <w:t xml:space="preserve">o Experiment with </w:t>
+      </w:r>
+      <w:proofErr w:type="spellStart"/>
+      <w:r>
+        <w:t>CrossAxisAlignment.stretch</w:t>
+      </w:r>
+      <w:proofErr w:type="spellEnd"/>
+      <w:r>
+        <w:t xml:space="preserve"> and observe how it affects the</w:t>
+      </w:r>
+    </w:p>
+    <w:p>
+      <w:r>
+        <w:t>height of the row components.</w:t>
+      </w:r>
+    </w:p>
+    <w:p>
+      <w:r>
+        <w:t>• Reflection: How does the "Main Axis" change when moving from a Column to a Row?</w:t>
+      </w:r>
+    </w:p>
+    <w:p>
+      <w:r>
+        <w:rPr>
+          <w:noProof/>
+        </w:rPr>
+        <w:lastRenderedPageBreak/>
+        <w:drawing>
+          <wp:inline distT="0" distB="0" distL="0" distR="0" wp14:anchorId="4EE592B2" wp14:editId="62E1CA5D">
+            <wp:extent cx="5731510" cy="5260340"/>
+            <wp:effectExtent l="0" t="0" r="2540" b="0"/>
+            <wp:docPr id="8" name="Picture 8"/>
+            <wp:cNvGraphicFramePr>
+              <a:graphicFrameLocks xmlns:a="http://schemas.openxmlformats.org/drawingml/2006/main" noChangeAspect="1"/>
+            </wp:cNvGraphicFramePr>
+            <a:graphic xmlns:a="http://schemas.openxmlformats.org/drawingml/2006/main">
+              <a:graphicData uri="http://schemas.openxmlformats.org/drawingml/2006/picture">
+                <pic:pic xmlns:pic="http://schemas.openxmlformats.org/drawingml/2006/picture">
+                  <pic:nvPicPr>
+                    <pic:cNvPr id="0" name="Picture 7"/>
+                    <pic:cNvPicPr>
+                      <a:picLocks noChangeAspect="1" noChangeArrowheads="1"/>
+                    </pic:cNvPicPr>
+                  </pic:nvPicPr>
+                  <pic:blipFill>
+                    <a:blip r:embed="rId9" cstate="print">
+                      <a:extLst>
+                        <a:ext uri="{28A0092B-C50C-407E-A947-70E740481C1C}">
+                          <a14:useLocalDpi xmlns:a14="http://schemas.microsoft.com/office/drawing/2010/main" val="0"/>
+                        </a:ext>
+                      </a:extLst>
+                    </a:blip>
+                    <a:srcRect/>
+                    <a:stretch>
+                      <a:fillRect/>
+                    </a:stretch>
+                  </pic:blipFill>
+                  <pic:spPr bwMode="auto">
+                    <a:xfrm>
+                      <a:off x="0" y="0"/>
+                      <a:ext cx="5731510" cy="5260340"/>
+                    </a:xfrm>
+                    <a:prstGeom prst="rect">
+                      <a:avLst/>
+                    </a:prstGeom>
+                    <a:noFill/>
+                    <a:ln>
+                      <a:noFill/>
+                    </a:ln>
+                  </pic:spPr>
+                </pic:pic>
+              </a:graphicData>
+            </a:graphic>
+          </wp:inline>
+        </w:drawing>
+      </w:r>
+    </w:p>
+    <w:p>
+      <w:r>
+        <w:rPr>
+          <w:noProof/>
+        </w:rPr>
+        <w:drawing>
+          <wp:inline distT="0" distB="0" distL="0" distR="0" wp14:anchorId="1694E019" wp14:editId="6E521BC8">
+            <wp:extent cx="5731510" cy="3227705"/>
+            <wp:effectExtent l="0" t="0" r="2540" b="0"/>
+            <wp:docPr id="3" name="Picture 3"/>
+            <wp:cNvGraphicFramePr>
+              <a:graphicFrameLocks xmlns:a="http://schemas.openxmlformats.org/drawingml/2006/main" noChangeAspect="1"/>
+            </wp:cNvGraphicFramePr>
+            <a:graphic xmlns:a="http://schemas.openxmlformats.org/drawingml/2006/main">
+              <a:graphicData uri="http://schemas.openxmlformats.org/drawingml/2006/picture">
+                <pic:pic xmlns:pic="http://schemas.openxmlformats.org/drawingml/2006/picture">
+                  <pic:nvPicPr>
+                    <pic:cNvPr id="1" name=""/>
+                    <pic:cNvPicPr/>
+                  </pic:nvPicPr>
+                  <pic:blipFill>
+                    <a:blip r:embed="rId10"/>
+                    <a:stretch>
+                      <a:fillRect/>
+                    </a:stretch>
+                  </pic:blipFill>
+                  <pic:spPr>
+                    <a:xfrm>
+                      <a:off x="0" y="0"/>
                       <a:ext cx="5731510" cy="3227705"/>
                     </a:xfrm>
                     <a:prstGeom prst="rect">
@@ -123,9 +1721,157 @@
         </w:drawing>
       </w:r>
     </w:p>
-    <w:p/>
-    <w:p>
-      <w:r>
+    <w:p>
+      <w:r>
+        <w:lastRenderedPageBreak/>
+        <w:t>Task 4: The Final Alignment Challenge</w:t>
+      </w:r>
+    </w:p>
+    <w:p>
+      <w:r>
+        <w:t>Objective: Nest Rows and Columns to create a manual "Status Panel."</w:t>
+      </w:r>
+    </w:p>
+    <w:p>
+      <w:r>
+        <w:t>• Requirements:</w:t>
+      </w:r>
+    </w:p>
+    <w:p>
+      <w:r>
+        <w:t xml:space="preserve">o Parent: A Column set to </w:t>
+      </w:r>
+      <w:proofErr w:type="spellStart"/>
+      <w:r>
+        <w:t>MainAxisAlignment.start</w:t>
+      </w:r>
+      <w:proofErr w:type="spellEnd"/>
+      <w:r>
+        <w:t>.</w:t>
+      </w:r>
+    </w:p>
+    <w:p>
+      <w:r>
+        <w:t>o Child 1: A blue Container (Header) with a height of 100 and width of</w:t>
+      </w:r>
+    </w:p>
+    <w:p>
+      <w:proofErr w:type="spellStart"/>
+      <w:r>
+        <w:t>double.infinity</w:t>
+      </w:r>
+      <w:proofErr w:type="spellEnd"/>
+      <w:r>
+        <w:t>.</w:t>
+      </w:r>
+    </w:p>
+    <w:p>
+      <w:r>
+        <w:t>o Child 2: A Row containing two smaller Containers (Red and Green) representing</w:t>
+      </w:r>
+    </w:p>
+    <w:p>
+      <w:r>
+        <w:t>action buttons.</w:t>
+      </w:r>
+    </w:p>
+    <w:p>
+      <w:r>
+        <w:t xml:space="preserve">o Alignment Goal: Use </w:t>
+      </w:r>
+      <w:proofErr w:type="spellStart"/>
+      <w:r>
+        <w:t>MainAxisAlignment.spaceBetween</w:t>
+      </w:r>
+      <w:proofErr w:type="spellEnd"/>
+      <w:r>
+        <w:t xml:space="preserve"> on the Row to push the</w:t>
+      </w:r>
+    </w:p>
+    <w:p>
+      <w:r>
+        <w:t>Red box to the far left and the Green box to the far right.</w:t>
+      </w:r>
+    </w:p>
+    <w:p>
+      <w:r>
+        <w:t xml:space="preserve">o Spacing: Use a </w:t>
+      </w:r>
+      <w:proofErr w:type="spellStart"/>
+      <w:r>
+        <w:t>SizedBox</w:t>
+      </w:r>
+      <w:proofErr w:type="spellEnd"/>
+      <w:r>
+        <w:t xml:space="preserve"> to ensure exactly 20 pixels of vertical space between the</w:t>
+      </w:r>
+    </w:p>
+    <w:p>
+      <w:r>
+        <w:t>blue Header and the Button Row.</w:t>
+      </w:r>
+    </w:p>
+    <w:p>
+      <w:r>
+        <w:rPr>
+          <w:noProof/>
+        </w:rPr>
+        <w:drawing>
+          <wp:inline distT="0" distB="0" distL="0" distR="0" wp14:anchorId="38BEFBEC" wp14:editId="6F1210A7">
+            <wp:extent cx="5731510" cy="5260340"/>
+            <wp:effectExtent l="0" t="0" r="2540" b="0"/>
+            <wp:docPr id="9" name="Picture 9"/>
+            <wp:cNvGraphicFramePr>
+              <a:graphicFrameLocks xmlns:a="http://schemas.openxmlformats.org/drawingml/2006/main" noChangeAspect="1"/>
+            </wp:cNvGraphicFramePr>
+            <a:graphic xmlns:a="http://schemas.openxmlformats.org/drawingml/2006/main">
+              <a:graphicData uri="http://schemas.openxmlformats.org/drawingml/2006/picture">
+                <pic:pic xmlns:pic="http://schemas.openxmlformats.org/drawingml/2006/picture">
+                  <pic:nvPicPr>
+                    <pic:cNvPr id="0" name="Picture 9"/>
+                    <pic:cNvPicPr>
+                      <a:picLocks noChangeAspect="1" noChangeArrowheads="1"/>
+                    </pic:cNvPicPr>
+                  </pic:nvPicPr>
+                  <pic:blipFill>
+                    <a:blip r:embed="rId9" cstate="print">
+                      <a:extLst>
+                        <a:ext uri="{28A0092B-C50C-407E-A947-70E740481C1C}">
+                          <a14:useLocalDpi xmlns:a14="http://schemas.microsoft.com/office/drawing/2010/main" val="0"/>
+                        </a:ext>
+                      </a:extLst>
+                    </a:blip>
+                    <a:srcRect/>
+                    <a:stretch>
+                      <a:fillRect/>
+                    </a:stretch>
+                  </pic:blipFill>
+                  <pic:spPr bwMode="auto">
+                    <a:xfrm>
+                      <a:off x="0" y="0"/>
+                      <a:ext cx="5731510" cy="5260340"/>
+                    </a:xfrm>
+                    <a:prstGeom prst="rect">
+                      <a:avLst/>
+                    </a:prstGeom>
+                    <a:noFill/>
+                    <a:ln>
+                      <a:noFill/>
+                    </a:ln>
+                  </pic:spPr>
+                </pic:pic>
+              </a:graphicData>
+            </a:graphic>
+          </wp:inline>
+        </w:drawing>
+      </w:r>
+    </w:p>
+    <w:p>
+      <w:r>
+        <w:rPr>
+          <w:noProof/>
+        </w:rPr>
+        <w:lastRenderedPageBreak/>
         <w:drawing>
           <wp:inline distT="0" distB="0" distL="0" distR="0" wp14:anchorId="397FE85D" wp14:editId="7FB97E15">
             <wp:extent cx="5731510" cy="3716655"/>
@@ -142,7 +1888,7 @@
                     <pic:cNvPicPr/>
                   </pic:nvPicPr>
                   <pic:blipFill>
-                    <a:blip r:embed="rId7"/>
+                    <a:blip r:embed="rId11"/>
                     <a:stretch>
                       <a:fillRect/>
                     </a:stretch>
@@ -601,6 +2347,70 @@
     <w:semiHidden/>
     <w:unhideWhenUsed/>
   </w:style>
+  <w:style w:type="paragraph" w:styleId="Title">
+    <w:name w:val="Title"/>
+    <w:basedOn w:val="Normal"/>
+    <w:next w:val="Normal"/>
+    <w:link w:val="TitleChar"/>
+    <w:uiPriority w:val="10"/>
+    <w:qFormat/>
+    <w:rsid w:val="008226BB"/>
+    <w:pPr>
+      <w:spacing w:after="80" w:line="240" w:lineRule="auto"/>
+      <w:contextualSpacing/>
+    </w:pPr>
+    <w:rPr>
+      <w:rFonts w:asciiTheme="majorHAnsi" w:eastAsiaTheme="majorEastAsia" w:hAnsiTheme="majorHAnsi" w:cstheme="majorBidi"/>
+      <w:spacing w:val="-10"/>
+      <w:kern w:val="28"/>
+      <w:sz w:val="56"/>
+      <w:szCs w:val="56"/>
+    </w:rPr>
+  </w:style>
+  <w:style w:type="character" w:customStyle="1" w:styleId="TitleChar">
+    <w:name w:val="Title Char"/>
+    <w:basedOn w:val="DefaultParagraphFont"/>
+    <w:link w:val="Title"/>
+    <w:uiPriority w:val="10"/>
+    <w:rsid w:val="008226BB"/>
+    <w:rPr>
+      <w:rFonts w:asciiTheme="majorHAnsi" w:eastAsiaTheme="majorEastAsia" w:hAnsiTheme="majorHAnsi" w:cstheme="majorBidi"/>
+      <w:spacing w:val="-10"/>
+      <w:kern w:val="28"/>
+      <w:sz w:val="56"/>
+      <w:szCs w:val="56"/>
+    </w:rPr>
+  </w:style>
+  <w:style w:type="paragraph" w:styleId="BodyText">
+    <w:name w:val="Body Text"/>
+    <w:basedOn w:val="Normal"/>
+    <w:link w:val="BodyTextChar"/>
+    <w:uiPriority w:val="99"/>
+    <w:semiHidden/>
+    <w:unhideWhenUsed/>
+    <w:rsid w:val="008226BB"/>
+    <w:pPr>
+      <w:spacing w:after="120" w:line="276" w:lineRule="auto"/>
+    </w:pPr>
+    <w:rPr>
+      <w:kern w:val="0"/>
+      <w:lang w:val="en-US" w:eastAsia="en-US"/>
+      <w14:ligatures w14:val="none"/>
+    </w:rPr>
+  </w:style>
+  <w:style w:type="character" w:customStyle="1" w:styleId="BodyTextChar">
+    <w:name w:val="Body Text Char"/>
+    <w:basedOn w:val="DefaultParagraphFont"/>
+    <w:link w:val="BodyText"/>
+    <w:uiPriority w:val="99"/>
+    <w:semiHidden/>
+    <w:rsid w:val="008226BB"/>
+    <w:rPr>
+      <w:kern w:val="0"/>
+      <w:lang w:val="en-US" w:eastAsia="en-US"/>
+      <w14:ligatures w14:val="none"/>
+    </w:rPr>
+  </w:style>
 </w:styles>
 </file>
 
